--- a/MEMOIRE FIN D ANNEE RAMDE RAMATA.docx
+++ b/MEMOIRE FIN D ANNEE RAMDE RAMATA.docx
@@ -26,7 +26,7 @@
                     <pic:cNvPicPr/>
                   </pic:nvPicPr>
                   <pic:blipFill>
-                    <a:blip r:embed="rId7">
+                    <a:blip r:embed="rId8">
                       <a:extLst>
                         <a:ext uri="{28A0092B-C50C-407E-A947-70E740481C1C}">
                           <a14:useLocalDpi xmlns:a14="http://schemas.microsoft.com/office/drawing/2010/main" val="0"/>
@@ -108,7 +108,7 @@
                     <pic:cNvPicPr/>
                   </pic:nvPicPr>
                   <pic:blipFill>
-                    <a:blip r:embed="rId8">
+                    <a:blip r:embed="rId9">
                       <a:extLst>
                         <a:ext uri="{28A0092B-C50C-407E-A947-70E740481C1C}">
                           <a14:useLocalDpi xmlns:a14="http://schemas.microsoft.com/office/drawing/2010/main" val="0"/>
@@ -165,7 +165,7 @@
                     <pic:cNvPicPr/>
                   </pic:nvPicPr>
                   <pic:blipFill>
-                    <a:blip r:embed="rId9">
+                    <a:blip r:embed="rId10">
                       <a:extLst>
                         <a:ext uri="{28A0092B-C50C-407E-A947-70E740481C1C}">
                           <a14:useLocalDpi xmlns:a14="http://schemas.microsoft.com/office/drawing/2010/main" val="0"/>
@@ -543,7 +543,35 @@
           <w14:ligatures w14:val="none"/>
         </w:rPr>
         <w:br/>
-        <w:t xml:space="preserve">                                                                                                                   (Enseignant a IUA. )</w:t>
+        <w:t xml:space="preserve">                                                                                                                   (Enseignant </w:t>
+      </w:r>
+      <w:proofErr w:type="spellStart"/>
+      <w:r>
+        <w:rPr>
+          <w:rFonts w:ascii="Arial" w:eastAsia="Times New Roman" w:hAnsi="Arial" w:cs="Arial"/>
+          <w:b/>
+          <w:bCs/>
+          <w:kern w:val="0"/>
+          <w:sz w:val="20"/>
+          <w:szCs w:val="20"/>
+          <w:lang w:eastAsia="fr-FR"/>
+          <w14:ligatures w14:val="none"/>
+        </w:rPr>
+        <w:t>a</w:t>
+      </w:r>
+      <w:proofErr w:type="spellEnd"/>
+      <w:r>
+        <w:rPr>
+          <w:rFonts w:ascii="Arial" w:eastAsia="Times New Roman" w:hAnsi="Arial" w:cs="Arial"/>
+          <w:b/>
+          <w:bCs/>
+          <w:kern w:val="0"/>
+          <w:sz w:val="20"/>
+          <w:szCs w:val="20"/>
+          <w:lang w:eastAsia="fr-FR"/>
+          <w14:ligatures w14:val="none"/>
+        </w:rPr>
+        <w:t xml:space="preserve"> IUA. )</w:t>
       </w:r>
     </w:p>
     <w:p>
@@ -1594,7 +1622,29 @@
           <w:sz w:val="28"/>
           <w:szCs w:val="28"/>
         </w:rPr>
-        <w:t>Suivi Hybride &amp; Résilient : Un système de basculement automatique vers le protocole SMS et une cartographie hors-ligne (Local Tiles) pour garantir le suivi du véhicule, même sans connexion internet.</w:t>
+        <w:t xml:space="preserve">Suivi Hybride &amp; Résilient : Un système de basculement automatique vers le protocole SMS et une cartographie hors-ligne (Local </w:t>
+      </w:r>
+      <w:proofErr w:type="spellStart"/>
+      <w:r>
+        <w:rPr>
+          <w:rFonts w:ascii="Times New Roman" w:hAnsi="Times New Roman" w:cs="Times New Roman"/>
+          <w:b/>
+          <w:bCs/>
+          <w:sz w:val="28"/>
+          <w:szCs w:val="28"/>
+        </w:rPr>
+        <w:t>Tiles</w:t>
+      </w:r>
+      <w:proofErr w:type="spellEnd"/>
+      <w:r>
+        <w:rPr>
+          <w:rFonts w:ascii="Times New Roman" w:hAnsi="Times New Roman" w:cs="Times New Roman"/>
+          <w:b/>
+          <w:bCs/>
+          <w:sz w:val="28"/>
+          <w:szCs w:val="28"/>
+        </w:rPr>
+        <w:t>) pour garantir le suivi du véhicule, même sans connexion internet.</w:t>
       </w:r>
     </w:p>
     <w:p>
@@ -1644,7 +1694,29 @@
           <w:sz w:val="28"/>
           <w:szCs w:val="28"/>
         </w:rPr>
-        <w:t>Mise en relation dynamique : Un système de "Marketplace" permettant aux passagers de choisir leur chauffeur après une mise en relation en temps réel via WebSockets (Socket.io).</w:t>
+        <w:t xml:space="preserve">Mise en relation dynamique : Un système de "Marketplace" permettant aux passagers de choisir leur chauffeur après une mise en relation en temps réel via </w:t>
+      </w:r>
+      <w:proofErr w:type="spellStart"/>
+      <w:r>
+        <w:rPr>
+          <w:rFonts w:ascii="Times New Roman" w:hAnsi="Times New Roman" w:cs="Times New Roman"/>
+          <w:b/>
+          <w:bCs/>
+          <w:sz w:val="28"/>
+          <w:szCs w:val="28"/>
+        </w:rPr>
+        <w:t>WebSockets</w:t>
+      </w:r>
+      <w:proofErr w:type="spellEnd"/>
+      <w:r>
+        <w:rPr>
+          <w:rFonts w:ascii="Times New Roman" w:hAnsi="Times New Roman" w:cs="Times New Roman"/>
+          <w:b/>
+          <w:bCs/>
+          <w:sz w:val="28"/>
+          <w:szCs w:val="28"/>
+        </w:rPr>
+        <w:t xml:space="preserve"> (Socket.io).</w:t>
       </w:r>
     </w:p>
     <w:p>
@@ -2236,7 +2308,29 @@
           <w:sz w:val="28"/>
           <w:szCs w:val="28"/>
         </w:rPr>
-        <w:t>I.2. Objectifs : Sécurité et Résilience SiraGo ......</w:t>
+        <w:t xml:space="preserve">I.2. Objectifs : Sécurité et Résilience </w:t>
+      </w:r>
+      <w:proofErr w:type="spellStart"/>
+      <w:r>
+        <w:rPr>
+          <w:rFonts w:ascii="Times New Roman" w:hAnsi="Times New Roman" w:cs="Times New Roman"/>
+          <w:b/>
+          <w:bCs/>
+          <w:sz w:val="28"/>
+          <w:szCs w:val="28"/>
+        </w:rPr>
+        <w:t>SiraGo</w:t>
+      </w:r>
+      <w:proofErr w:type="spellEnd"/>
+      <w:r>
+        <w:rPr>
+          <w:rFonts w:ascii="Times New Roman" w:hAnsi="Times New Roman" w:cs="Times New Roman"/>
+          <w:b/>
+          <w:bCs/>
+          <w:sz w:val="28"/>
+          <w:szCs w:val="28"/>
+        </w:rPr>
+        <w:t xml:space="preserve"> ......</w:t>
       </w:r>
       <w:r>
         <w:rPr>
@@ -2336,7 +2430,29 @@
           <w:sz w:val="28"/>
           <w:szCs w:val="28"/>
         </w:rPr>
-        <w:t>... 8 II.2. Apport de SiraGo : Navigation hybride ...</w:t>
+        <w:t xml:space="preserve">... 8 II.2. Apport de </w:t>
+      </w:r>
+      <w:proofErr w:type="spellStart"/>
+      <w:r>
+        <w:rPr>
+          <w:rFonts w:ascii="Times New Roman" w:hAnsi="Times New Roman" w:cs="Times New Roman"/>
+          <w:b/>
+          <w:bCs/>
+          <w:sz w:val="28"/>
+          <w:szCs w:val="28"/>
+        </w:rPr>
+        <w:t>SiraGo</w:t>
+      </w:r>
+      <w:proofErr w:type="spellEnd"/>
+      <w:r>
+        <w:rPr>
+          <w:rFonts w:ascii="Times New Roman" w:hAnsi="Times New Roman" w:cs="Times New Roman"/>
+          <w:b/>
+          <w:bCs/>
+          <w:sz w:val="28"/>
+          <w:szCs w:val="28"/>
+        </w:rPr>
+        <w:t xml:space="preserve"> : Navigation hybride ...</w:t>
       </w:r>
       <w:r>
         <w:rPr>
@@ -2721,7 +2837,29 @@
           <w:sz w:val="28"/>
           <w:szCs w:val="28"/>
         </w:rPr>
-        <w:t>...... 24 V.3. Persistance : MySQL et AsyncStorage ..........</w:t>
+        <w:t xml:space="preserve">...... 24 V.3. Persistance : MySQL et </w:t>
+      </w:r>
+      <w:proofErr w:type="spellStart"/>
+      <w:r>
+        <w:rPr>
+          <w:rFonts w:ascii="Times New Roman" w:hAnsi="Times New Roman" w:cs="Times New Roman"/>
+          <w:b/>
+          <w:bCs/>
+          <w:sz w:val="28"/>
+          <w:szCs w:val="28"/>
+        </w:rPr>
+        <w:t>AsyncStorage</w:t>
+      </w:r>
+      <w:proofErr w:type="spellEnd"/>
+      <w:r>
+        <w:rPr>
+          <w:rFonts w:ascii="Times New Roman" w:hAnsi="Times New Roman" w:cs="Times New Roman"/>
+          <w:b/>
+          <w:bCs/>
+          <w:sz w:val="28"/>
+          <w:szCs w:val="28"/>
+        </w:rPr>
+        <w:t xml:space="preserve"> ..........</w:t>
       </w:r>
       <w:r>
         <w:rPr>
@@ -2861,7 +2999,51 @@
           <w:sz w:val="28"/>
           <w:szCs w:val="28"/>
         </w:rPr>
-        <w:t>...... 30 VI.5. Navigation : Prefetching et Fallback .......</w:t>
+        <w:t xml:space="preserve">...... 30 VI.5. Navigation : </w:t>
+      </w:r>
+      <w:proofErr w:type="spellStart"/>
+      <w:r>
+        <w:rPr>
+          <w:rFonts w:ascii="Times New Roman" w:hAnsi="Times New Roman" w:cs="Times New Roman"/>
+          <w:b/>
+          <w:bCs/>
+          <w:sz w:val="28"/>
+          <w:szCs w:val="28"/>
+        </w:rPr>
+        <w:t>Prefetching</w:t>
+      </w:r>
+      <w:proofErr w:type="spellEnd"/>
+      <w:r>
+        <w:rPr>
+          <w:rFonts w:ascii="Times New Roman" w:hAnsi="Times New Roman" w:cs="Times New Roman"/>
+          <w:b/>
+          <w:bCs/>
+          <w:sz w:val="28"/>
+          <w:szCs w:val="28"/>
+        </w:rPr>
+        <w:t xml:space="preserve"> et </w:t>
+      </w:r>
+      <w:proofErr w:type="spellStart"/>
+      <w:r>
+        <w:rPr>
+          <w:rFonts w:ascii="Times New Roman" w:hAnsi="Times New Roman" w:cs="Times New Roman"/>
+          <w:b/>
+          <w:bCs/>
+          <w:sz w:val="28"/>
+          <w:szCs w:val="28"/>
+        </w:rPr>
+        <w:t>Fallback</w:t>
+      </w:r>
+      <w:proofErr w:type="spellEnd"/>
+      <w:r>
+        <w:rPr>
+          <w:rFonts w:ascii="Times New Roman" w:hAnsi="Times New Roman" w:cs="Times New Roman"/>
+          <w:b/>
+          <w:bCs/>
+          <w:sz w:val="28"/>
+          <w:szCs w:val="28"/>
+        </w:rPr>
+        <w:t xml:space="preserve"> .......</w:t>
       </w:r>
       <w:r>
         <w:rPr>
@@ -3058,7 +3240,29 @@
           <w:sz w:val="28"/>
           <w:szCs w:val="28"/>
         </w:rPr>
-        <w:t>Figure 1 : Architecture globale du système SiraGo ..................................... 5 Figure 2 : Interface de sélection des chauffeurs (Marketplace) ................</w:t>
+        <w:t xml:space="preserve">Figure 1 : Architecture globale du système </w:t>
+      </w:r>
+      <w:proofErr w:type="spellStart"/>
+      <w:r>
+        <w:rPr>
+          <w:rFonts w:ascii="Times New Roman" w:hAnsi="Times New Roman" w:cs="Times New Roman"/>
+          <w:b/>
+          <w:bCs/>
+          <w:sz w:val="28"/>
+          <w:szCs w:val="28"/>
+        </w:rPr>
+        <w:t>SiraGo</w:t>
+      </w:r>
+      <w:proofErr w:type="spellEnd"/>
+      <w:r>
+        <w:rPr>
+          <w:rFonts w:ascii="Times New Roman" w:hAnsi="Times New Roman" w:cs="Times New Roman"/>
+          <w:b/>
+          <w:bCs/>
+          <w:sz w:val="28"/>
+          <w:szCs w:val="28"/>
+        </w:rPr>
+        <w:t xml:space="preserve"> ..................................... 5 Figure 2 : Interface de sélection des chauffeurs (Marketplace) ................</w:t>
       </w:r>
       <w:r>
         <w:rPr>
@@ -3078,7 +3282,29 @@
           <w:sz w:val="28"/>
           <w:szCs w:val="28"/>
         </w:rPr>
-        <w:t>. 9 Figure 3 : Diagramme des cas d'utilisation général .................................... 18 Figure 4 : Diagramme de classes de la base de données ............................. 19 Figure 5 : Diagramme de séquence : Processus d'alerte SOS .................... 20 Figure 6 : Architecture de l'environnement React Native .......................... 23 Figure 7 : Schéma de communication Socket.io (Temps réel) .................... 24 Figure 8 : Écran de signature du contrat chauffeur .................................... 26 Figure 9 : Interface passager avec indicateur de réseau (Antenne) ........... 27 Figure 10 : Visualisation de la trajectoire avec Polyline ............................. 28 Figure 11 : Modale de confirmation "Smart Pickup" (POI) ...................... 29 Figure 12 : Simulation du basculement en mode SMS (Zone blanche) ...... 30 Figure 13 : Déclenchement du bouton SOS via les touches volume ............ 31 Figure 14 : Écran de réinitialisation après saisie du code de contrainte .... 31</w:t>
+        <w:t xml:space="preserve">. 9 Figure 3 : Diagramme des cas d'utilisation général .................................... 18 Figure 4 : Diagramme de classes de la base de données ............................. 19 Figure 5 : Diagramme de séquence : Processus d'alerte SOS .................... 20 Figure 6 : Architecture de l'environnement React Native .......................... 23 Figure 7 : Schéma de communication Socket.io (Temps réel) .................... 24 Figure 8 : Écran de signature du contrat chauffeur .................................... 26 Figure 9 : Interface passager avec indicateur de réseau (Antenne) ........... 27 Figure 10 : Visualisation de la trajectoire avec </w:t>
+      </w:r>
+      <w:proofErr w:type="spellStart"/>
+      <w:r>
+        <w:rPr>
+          <w:rFonts w:ascii="Times New Roman" w:hAnsi="Times New Roman" w:cs="Times New Roman"/>
+          <w:b/>
+          <w:bCs/>
+          <w:sz w:val="28"/>
+          <w:szCs w:val="28"/>
+        </w:rPr>
+        <w:t>Polyline</w:t>
+      </w:r>
+      <w:proofErr w:type="spellEnd"/>
+      <w:r>
+        <w:rPr>
+          <w:rFonts w:ascii="Times New Roman" w:hAnsi="Times New Roman" w:cs="Times New Roman"/>
+          <w:b/>
+          <w:bCs/>
+          <w:sz w:val="28"/>
+          <w:szCs w:val="28"/>
+        </w:rPr>
+        <w:t xml:space="preserve"> ............................. 28 Figure 11 : Modale de confirmation "Smart Pickup" (POI) ...................... 29 Figure 12 : Simulation du basculement en mode SMS (Zone blanche) ...... 30 Figure 13 : Déclenchement du bouton SOS via les touches volume ............ 31 Figure 14 : Écran de réinitialisation après saisie du code de contrainte .... 31</w:t>
       </w:r>
     </w:p>
     <w:p>
@@ -4071,7 +4297,29 @@
           <w:sz w:val="28"/>
           <w:szCs w:val="28"/>
         </w:rPr>
-        <w:t>Le projet SiraGo ne se contente pas d'ajouter une application de transport supplémentaire sur le marché. Son importance réside dans son approche de Résilience Technologique :</w:t>
+        <w:t xml:space="preserve">Le projet </w:t>
+      </w:r>
+      <w:proofErr w:type="spellStart"/>
+      <w:r>
+        <w:rPr>
+          <w:rFonts w:ascii="Times New Roman" w:hAnsi="Times New Roman" w:cs="Times New Roman"/>
+          <w:b/>
+          <w:bCs/>
+          <w:sz w:val="28"/>
+          <w:szCs w:val="28"/>
+        </w:rPr>
+        <w:t>SiraGo</w:t>
+      </w:r>
+      <w:proofErr w:type="spellEnd"/>
+      <w:r>
+        <w:rPr>
+          <w:rFonts w:ascii="Times New Roman" w:hAnsi="Times New Roman" w:cs="Times New Roman"/>
+          <w:b/>
+          <w:bCs/>
+          <w:sz w:val="28"/>
+          <w:szCs w:val="28"/>
+        </w:rPr>
+        <w:t xml:space="preserve"> ne se contente pas d'ajouter une application de transport supplémentaire sur le marché. Son importance réside dans son approche de Résilience Technologique :</w:t>
       </w:r>
     </w:p>
     <w:p>
@@ -4181,7 +4429,73 @@
           <w:sz w:val="28"/>
           <w:szCs w:val="28"/>
         </w:rPr>
-        <w:t>En somme, SiraGo est une réponse technique aux failles du numérique face aux réalités infrastructurelles. C’est une solution pensée pour offrir une sûreté de fonctionnement (safety) et une sécurité des personnes (security) sans compromis.</w:t>
+        <w:t xml:space="preserve">En somme, </w:t>
+      </w:r>
+      <w:proofErr w:type="spellStart"/>
+      <w:r>
+        <w:rPr>
+          <w:rFonts w:ascii="Times New Roman" w:hAnsi="Times New Roman" w:cs="Times New Roman"/>
+          <w:b/>
+          <w:bCs/>
+          <w:sz w:val="28"/>
+          <w:szCs w:val="28"/>
+        </w:rPr>
+        <w:t>SiraGo</w:t>
+      </w:r>
+      <w:proofErr w:type="spellEnd"/>
+      <w:r>
+        <w:rPr>
+          <w:rFonts w:ascii="Times New Roman" w:hAnsi="Times New Roman" w:cs="Times New Roman"/>
+          <w:b/>
+          <w:bCs/>
+          <w:sz w:val="28"/>
+          <w:szCs w:val="28"/>
+        </w:rPr>
+        <w:t xml:space="preserve"> est une réponse technique aux failles du numérique face aux réalités infrastructurelles. C’est une solution pensée pour offrir une sûreté de fonctionnement (</w:t>
+      </w:r>
+      <w:proofErr w:type="spellStart"/>
+      <w:r>
+        <w:rPr>
+          <w:rFonts w:ascii="Times New Roman" w:hAnsi="Times New Roman" w:cs="Times New Roman"/>
+          <w:b/>
+          <w:bCs/>
+          <w:sz w:val="28"/>
+          <w:szCs w:val="28"/>
+        </w:rPr>
+        <w:t>safety</w:t>
+      </w:r>
+      <w:proofErr w:type="spellEnd"/>
+      <w:r>
+        <w:rPr>
+          <w:rFonts w:ascii="Times New Roman" w:hAnsi="Times New Roman" w:cs="Times New Roman"/>
+          <w:b/>
+          <w:bCs/>
+          <w:sz w:val="28"/>
+          <w:szCs w:val="28"/>
+        </w:rPr>
+        <w:t>) et une sécurité des personnes (</w:t>
+      </w:r>
+      <w:proofErr w:type="spellStart"/>
+      <w:r>
+        <w:rPr>
+          <w:rFonts w:ascii="Times New Roman" w:hAnsi="Times New Roman" w:cs="Times New Roman"/>
+          <w:b/>
+          <w:bCs/>
+          <w:sz w:val="28"/>
+          <w:szCs w:val="28"/>
+        </w:rPr>
+        <w:t>security</w:t>
+      </w:r>
+      <w:proofErr w:type="spellEnd"/>
+      <w:r>
+        <w:rPr>
+          <w:rFonts w:ascii="Times New Roman" w:hAnsi="Times New Roman" w:cs="Times New Roman"/>
+          <w:b/>
+          <w:bCs/>
+          <w:sz w:val="28"/>
+          <w:szCs w:val="28"/>
+        </w:rPr>
+        <w:t>) sans compromis.</w:t>
       </w:r>
     </w:p>
     <w:p>
@@ -4578,7 +4892,29 @@
           <w:sz w:val="28"/>
           <w:szCs w:val="28"/>
         </w:rPr>
-        <w:t>II.3. Ce que SiraGo apporte de nouveau (La Proposition de Valeur)</w:t>
+        <w:t xml:space="preserve">II.3. Ce que </w:t>
+      </w:r>
+      <w:proofErr w:type="spellStart"/>
+      <w:r>
+        <w:rPr>
+          <w:rFonts w:ascii="Times New Roman" w:hAnsi="Times New Roman" w:cs="Times New Roman"/>
+          <w:b/>
+          <w:bCs/>
+          <w:sz w:val="28"/>
+          <w:szCs w:val="28"/>
+        </w:rPr>
+        <w:t>SiraGo</w:t>
+      </w:r>
+      <w:proofErr w:type="spellEnd"/>
+      <w:r>
+        <w:rPr>
+          <w:rFonts w:ascii="Times New Roman" w:hAnsi="Times New Roman" w:cs="Times New Roman"/>
+          <w:b/>
+          <w:bCs/>
+          <w:sz w:val="28"/>
+          <w:szCs w:val="28"/>
+        </w:rPr>
+        <w:t xml:space="preserve"> apporte de nouveau (La Proposition de Valeur)</w:t>
       </w:r>
     </w:p>
     <w:p>
@@ -4602,15 +4938,27 @@
         </w:rPr>
         <w:t xml:space="preserve">    </w:t>
       </w:r>
-      <w:r>
-        <w:rPr>
-          <w:rFonts w:ascii="Times New Roman" w:hAnsi="Times New Roman" w:cs="Times New Roman"/>
-          <w:b/>
-          <w:bCs/>
-          <w:sz w:val="28"/>
-          <w:szCs w:val="28"/>
-        </w:rPr>
-        <w:t>SiraGo se positionne non pas comme un simple concurrent, mais comme une évolution sécuritaire des services existants grâce à trois innovations majeures :</w:t>
+      <w:proofErr w:type="spellStart"/>
+      <w:r>
+        <w:rPr>
+          <w:rFonts w:ascii="Times New Roman" w:hAnsi="Times New Roman" w:cs="Times New Roman"/>
+          <w:b/>
+          <w:bCs/>
+          <w:sz w:val="28"/>
+          <w:szCs w:val="28"/>
+        </w:rPr>
+        <w:t>SiraGo</w:t>
+      </w:r>
+      <w:proofErr w:type="spellEnd"/>
+      <w:r>
+        <w:rPr>
+          <w:rFonts w:ascii="Times New Roman" w:hAnsi="Times New Roman" w:cs="Times New Roman"/>
+          <w:b/>
+          <w:bCs/>
+          <w:sz w:val="28"/>
+          <w:szCs w:val="28"/>
+        </w:rPr>
+        <w:t xml:space="preserve"> se positionne non pas comme un simple concurrent, mais comme une évolution sécuritaire des services existants grâce à trois innovations majeures :</w:t>
       </w:r>
     </w:p>
     <w:p>
@@ -4636,7 +4984,73 @@
           <w:sz w:val="28"/>
           <w:szCs w:val="28"/>
         </w:rPr>
-        <w:t>La Résilience Hybride (Mode Offline) : Contrairement aux applications existantes, SiraGo bascule automatiquement sur un protocole SMS pour transmettre les coordonnées GPS en cas de perte de réseau data. La cartographie reste visible grâce à la gestion des Local Tiles (tuiles locales pré-chargées).</w:t>
+        <w:t xml:space="preserve">La Résilience Hybride (Mode Offline) : Contrairement aux applications existantes, </w:t>
+      </w:r>
+      <w:proofErr w:type="spellStart"/>
+      <w:r>
+        <w:rPr>
+          <w:rFonts w:ascii="Times New Roman" w:hAnsi="Times New Roman" w:cs="Times New Roman"/>
+          <w:b/>
+          <w:bCs/>
+          <w:sz w:val="28"/>
+          <w:szCs w:val="28"/>
+        </w:rPr>
+        <w:t>SiraGo</w:t>
+      </w:r>
+      <w:proofErr w:type="spellEnd"/>
+      <w:r>
+        <w:rPr>
+          <w:rFonts w:ascii="Times New Roman" w:hAnsi="Times New Roman" w:cs="Times New Roman"/>
+          <w:b/>
+          <w:bCs/>
+          <w:sz w:val="28"/>
+          <w:szCs w:val="28"/>
+        </w:rPr>
+        <w:t xml:space="preserve"> bascule automatiquement sur un protocole SMS pour transmettre les coordonnées GPS en cas de perte de réseau data. La cartographie reste visible grâce à la gestion des Local </w:t>
+      </w:r>
+      <w:proofErr w:type="spellStart"/>
+      <w:r>
+        <w:rPr>
+          <w:rFonts w:ascii="Times New Roman" w:hAnsi="Times New Roman" w:cs="Times New Roman"/>
+          <w:b/>
+          <w:bCs/>
+          <w:sz w:val="28"/>
+          <w:szCs w:val="28"/>
+        </w:rPr>
+        <w:t>Tiles</w:t>
+      </w:r>
+      <w:proofErr w:type="spellEnd"/>
+      <w:r>
+        <w:rPr>
+          <w:rFonts w:ascii="Times New Roman" w:hAnsi="Times New Roman" w:cs="Times New Roman"/>
+          <w:b/>
+          <w:bCs/>
+          <w:sz w:val="28"/>
+          <w:szCs w:val="28"/>
+        </w:rPr>
+        <w:t xml:space="preserve"> (tuiles locales </w:t>
+      </w:r>
+      <w:proofErr w:type="spellStart"/>
+      <w:r>
+        <w:rPr>
+          <w:rFonts w:ascii="Times New Roman" w:hAnsi="Times New Roman" w:cs="Times New Roman"/>
+          <w:b/>
+          <w:bCs/>
+          <w:sz w:val="28"/>
+          <w:szCs w:val="28"/>
+        </w:rPr>
+        <w:t>pré-chargées</w:t>
+      </w:r>
+      <w:proofErr w:type="spellEnd"/>
+      <w:r>
+        <w:rPr>
+          <w:rFonts w:ascii="Times New Roman" w:hAnsi="Times New Roman" w:cs="Times New Roman"/>
+          <w:b/>
+          <w:bCs/>
+          <w:sz w:val="28"/>
+          <w:szCs w:val="28"/>
+        </w:rPr>
+        <w:t>).</w:t>
       </w:r>
     </w:p>
     <w:p>
@@ -4662,7 +5076,29 @@
           <w:sz w:val="28"/>
           <w:szCs w:val="28"/>
         </w:rPr>
-        <w:t>La Sécurité Matérielle et Discrète : SiraGo introduit le déclenchement de l'alerte SOS via les touches physiques de volume. Cette méthode permet d'alerter les secours sans même sortir le téléphone de sa poche ou de son support.</w:t>
+        <w:t xml:space="preserve">La Sécurité Matérielle et Discrète : </w:t>
+      </w:r>
+      <w:proofErr w:type="spellStart"/>
+      <w:r>
+        <w:rPr>
+          <w:rFonts w:ascii="Times New Roman" w:hAnsi="Times New Roman" w:cs="Times New Roman"/>
+          <w:b/>
+          <w:bCs/>
+          <w:sz w:val="28"/>
+          <w:szCs w:val="28"/>
+        </w:rPr>
+        <w:t>SiraGo</w:t>
+      </w:r>
+      <w:proofErr w:type="spellEnd"/>
+      <w:r>
+        <w:rPr>
+          <w:rFonts w:ascii="Times New Roman" w:hAnsi="Times New Roman" w:cs="Times New Roman"/>
+          <w:b/>
+          <w:bCs/>
+          <w:sz w:val="28"/>
+          <w:szCs w:val="28"/>
+        </w:rPr>
+        <w:t xml:space="preserve"> introduit le déclenchement de l'alerte SOS via les touches physiques de volume. Cette méthode permet d'alerter les secours sans même sortir le téléphone de sa poche ou de son support.</w:t>
       </w:r>
     </w:p>
     <w:p>
@@ -4747,7 +5183,29 @@
           <w:sz w:val="28"/>
           <w:szCs w:val="28"/>
         </w:rPr>
-        <w:t>En conclusion, là où les solutions actuelles s'arrêtent aux limites du réseau internet, SiraGo continue de fonctionner. Ce projet transforme le smartphone en un véritable outil de protection active, adapté aux réalités infrastructurelles ivoiriennes.</w:t>
+        <w:t xml:space="preserve">En conclusion, là où les solutions actuelles s'arrêtent aux limites du réseau internet, </w:t>
+      </w:r>
+      <w:proofErr w:type="spellStart"/>
+      <w:r>
+        <w:rPr>
+          <w:rFonts w:ascii="Times New Roman" w:hAnsi="Times New Roman" w:cs="Times New Roman"/>
+          <w:b/>
+          <w:bCs/>
+          <w:sz w:val="28"/>
+          <w:szCs w:val="28"/>
+        </w:rPr>
+        <w:t>SiraGo</w:t>
+      </w:r>
+      <w:proofErr w:type="spellEnd"/>
+      <w:r>
+        <w:rPr>
+          <w:rFonts w:ascii="Times New Roman" w:hAnsi="Times New Roman" w:cs="Times New Roman"/>
+          <w:b/>
+          <w:bCs/>
+          <w:sz w:val="28"/>
+          <w:szCs w:val="28"/>
+        </w:rPr>
+        <w:t xml:space="preserve"> continue de fonctionner. Ce projet transforme le smartphone en un véritable outil de protection active, adapté aux réalités infrastructurelles ivoiriennes.</w:t>
       </w:r>
     </w:p>
     <w:p>
@@ -4763,7 +5221,7 @@
       </w:pPr>
     </w:p>
     <w:sectPr>
-      <w:footerReference w:type="default" r:id="rId10"/>
+      <w:footerReference w:type="default" r:id="rId11"/>
       <w:pgSz w:w="11906" w:h="16838"/>
       <w:pgMar w:top="1417" w:right="1417" w:bottom="1417" w:left="1417" w:header="708" w:footer="708" w:gutter="0"/>
       <w:cols w:space="708"/>
@@ -7319,6 +7777,7 @@
   <w:style w:type="character" w:default="1" w:styleId="Policepardfaut">
     <w:name w:val="Default Paragraph Font"/>
     <w:uiPriority w:val="1"/>
+    <w:semiHidden/>
     <w:unhideWhenUsed/>
   </w:style>
   <w:style w:type="table" w:default="1" w:styleId="TableauNormal">
@@ -7972,4 +8431,16 @@
     </a:ext>
   </a:extLst>
 </a:theme>
+</file>
+
+<file path=customXml/item1.xml><?xml version="1.0" encoding="utf-8"?>
+<b:Sources xmlns:b="http://schemas.openxmlformats.org/officeDocument/2006/bibliography" xmlns="http://schemas.openxmlformats.org/officeDocument/2006/bibliography" SelectedStyle="\APASixthEditionOfficeOnline.xsl" StyleName="APA" Version="6"/>
+</file>
+
+<file path=customXml/itemProps1.xml><?xml version="1.0" encoding="utf-8"?>
+<ds:datastoreItem xmlns:ds="http://schemas.openxmlformats.org/officeDocument/2006/customXml" ds:itemID="{776EE947-4798-4B69-9187-9F3FE976B876}">
+  <ds:schemaRefs>
+    <ds:schemaRef ds:uri="http://schemas.openxmlformats.org/officeDocument/2006/bibliography"/>
+  </ds:schemaRefs>
+</ds:datastoreItem>
 </file>